--- a/01-精益工具知识库/01-精益基础/03-丰田生产方式TPS体系.docx
+++ b/01-精益工具知识库/01-精益基础/03-丰田生产方式TPS体系.docx
@@ -30,7 +30,7 @@
           <w:i/>
           <w:sz w:val="20"/>
         </w:rPr>
-        <w:t>本文档系统介绍丰田生产方式（TPS）的核心框架、两大支柱、关键工具及其在金属紧固件制造行业的应用方法。</w:t>
+        <w:t>本文档系统介绍丰田生产方式（TPS）的核心框架、两大支柱、关键工具及其在离散制造行业的应用方法。</w:t>
       </w:r>
     </w:p>
     <w:p>
@@ -143,7 +143,7 @@
           <w:color w:val="2E75B6"/>
           <w:sz w:val="22"/>
         </w:rPr>
-        <w:t>TPS 在紧固件行业的应用框架</w:t>
+        <w:t>TPS 在制造业的应用框架</w:t>
       </w:r>
     </w:p>
     <w:p>
@@ -1644,7 +1644,7 @@
           <w:i w:val="0"/>
           <w:sz w:val="22"/>
         </w:rPr>
-        <w:t>在紧固件生产线上，安灯可以安装在每个关键工序旁边，操作者发现问题时拉绳或按按钮即可发出信号。</w:t>
+        <w:t>在生产线上，安灯可以安装在每个关键工序旁边，操作者发现问题时拉绳或按按钮即可发出信号。</w:t>
       </w:r>
     </w:p>
     <w:p>
@@ -1686,7 +1686,7 @@
           <w:i w:val="0"/>
           <w:sz w:val="22"/>
         </w:rPr>
-        <w:t>紧固件行业常用的防错方式：</w:t>
+        <w:t>制造业常用的防错方式：</w:t>
       </w:r>
     </w:p>
     <w:tbl>
@@ -2123,7 +2123,7 @@
           <w:i w:val="0"/>
           <w:sz w:val="26"/>
         </w:rPr>
-        <w:t>3.4 自働化在紧固件行业的应用</w:t>
+        <w:t>3.4 自働化在制造业的应用</w:t>
       </w:r>
     </w:p>
     <w:tbl>
@@ -2197,7 +2197,9 @@
             <w:tcW w:type="dxa" w:w="4150"/>
           </w:tcPr>
           <w:p>
-            <w:r/>
+            <w:r>
+              <w:t>机加工</w:t>
+            </w:r>
             <w:r>
               <w:rPr>
                 <w:rFonts w:ascii="SimSun" w:hAnsi="SimSun"/>
@@ -2205,7 +2207,6 @@
                 <w:i w:val="0"/>
                 <w:sz w:val="20"/>
               </w:rPr>
-              <w:t>冷镦</w:t>
             </w:r>
           </w:p>
         </w:tc>
@@ -2234,7 +2235,9 @@
             <w:shd w:fill="EDF2F9" w:val="clear"/>
           </w:tcPr>
           <w:p>
-            <w:r/>
+            <w:r>
+              <w:t>精加工</w:t>
+            </w:r>
             <w:r>
               <w:rPr>
                 <w:rFonts w:ascii="SimSun" w:hAnsi="SimSun"/>
@@ -2242,7 +2245,6 @@
                 <w:i w:val="0"/>
                 <w:sz w:val="20"/>
               </w:rPr>
-              <w:t>螺纹加工</w:t>
             </w:r>
           </w:p>
         </w:tc>
@@ -2260,7 +2262,7 @@
                 <w:i w:val="0"/>
                 <w:sz w:val="20"/>
               </w:rPr>
-              <w:t>螺纹在线检测，超差自动剔除</w:t>
+              <w:t>尺寸在线检测，超差自动剔除</w:t>
             </w:r>
           </w:p>
         </w:tc>
@@ -3071,14 +3073,14 @@
         </w:rPr>
         <w:t>推动式（Push）：</w:t>
         <w:br/>
-        <w:t xml:space="preserve">  计划 → 原材料 → 冷镦 → 螺纹 → 热处理 → 表面处理 → 检验 → 包装 → 成品库</w:t>
+        <w:t xml:space="preserve">  计划 → 原材料 → 机加工 → 精加工 → 热处理 → 表面处理 → 检验 → 包装 → 成品库</w:t>
         <w:br/>
         <w:t xml:space="preserve">  （每个工序按计划独立生产，向前推送）</w:t>
         <w:br/>
         <w:br/>
         <w:t>拉动式（Pull）：</w:t>
         <w:br/>
-        <w:t xml:space="preserve">  成品库 ← 包装 ← 检验 ← 表面处理 ← 热处理 ← 螺纹 ← 冷镦 ← 原材料</w:t>
+        <w:t xml:space="preserve">  成品库 ← 包装 ← 检验 ← 表面处理 ← 热处理 ← 精加工 ← 机加工 ← 原材料</w:t>
         <w:br/>
         <w:t xml:space="preserve">  （每个工序只在下游需要时才生产）</w:t>
       </w:r>
@@ -3191,7 +3193,7 @@
           <w:i w:val="0"/>
           <w:sz w:val="22"/>
         </w:rPr>
-        <w:t>在紧固件行业的应用</w:t>
+        <w:t>在制造业的应用：</w:t>
       </w:r>
       <w:r>
         <w:rPr>
@@ -3200,7 +3202,6 @@
           <w:i w:val="0"/>
           <w:sz w:val="22"/>
         </w:rPr>
-        <w:t>：</w:t>
       </w:r>
     </w:p>
     <w:p>
@@ -3431,7 +3432,7 @@
           <w:i w:val="0"/>
           <w:sz w:val="26"/>
         </w:rPr>
-        <w:t>4.3 JIT 在紧固件行业的挑战与应对</w:t>
+        <w:t>4.3 JIT 在制造业的挑战与应对</w:t>
       </w:r>
     </w:p>
     <w:tbl>
@@ -3920,7 +3921,7 @@
           <w:i w:val="0"/>
           <w:sz w:val="22"/>
         </w:rPr>
-        <w:t>每日客户需求：M10 螺栓 90,000 件</w:t>
+        <w:t>每日客户需求：某型号 工件 90,000 件</w:t>
       </w:r>
     </w:p>
     <w:p>
@@ -4692,7 +4693,7 @@
           <w:i w:val="0"/>
           <w:sz w:val="22"/>
         </w:rPr>
-        <w:t>SMED 在紧固件行业的应用</w:t>
+        <w:t>SMED 在制造业的应用：</w:t>
       </w:r>
       <w:r>
         <w:rPr>
@@ -4701,7 +4702,6 @@
           <w:i w:val="0"/>
           <w:sz w:val="22"/>
         </w:rPr>
-        <w:t>：</w:t>
       </w:r>
     </w:p>
     <w:p>
@@ -4715,7 +4715,7 @@
           <w:i w:val="0"/>
           <w:sz w:val="22"/>
         </w:rPr>
-        <w:t>冷镦机换模的典型改善：</w:t>
+        <w:t>机加工设备换模的典型改善：</w:t>
       </w:r>
     </w:p>
     <w:tbl>
@@ -6349,7 +6349,7 @@
           <w:i w:val="0"/>
           <w:sz w:val="32"/>
         </w:rPr>
-        <w:t>7. TPS 在紧固件行业的应用框架</w:t>
+        <w:t>7. TPS 在制造业的应用框架</w:t>
       </w:r>
     </w:p>
     <w:p>
@@ -6363,7 +6363,7 @@
           <w:i w:val="0"/>
           <w:sz w:val="26"/>
         </w:rPr>
-        <w:t>7.1 紧固件生产的典型工艺流程</w:t>
+        <w:t>7.1 产品生产的典型工艺流程</w:t>
       </w:r>
     </w:p>
     <w:p>
@@ -6384,7 +6384,7 @@
           <w:color w:val="333333"/>
           <w:sz w:val="18"/>
         </w:rPr>
-        <w:t>原材料（盘元/线材）</w:t>
+        <w:t>原材料（卷料/原材料）</w:t>
         <w:br/>
         <w:t xml:space="preserve">    ↓</w:t>
         <w:br/>
@@ -6396,11 +6396,11 @@
         <w:br/>
         <w:t xml:space="preserve">    ↓</w:t>
         <w:br/>
-        <w:t>冷镦（Cold Heading）</w:t>
+        <w:t>机加工（Machining）</w:t>
         <w:br/>
         <w:t xml:space="preserve">    ↓</w:t>
         <w:br/>
-        <w:t>搓丝/滚丝（Thread Rolling）</w:t>
+        <w:t>精加工/精加工（Precision Machining）</w:t>
         <w:br/>
         <w:t xml:space="preserve">    ↓</w:t>
         <w:br/>
@@ -6552,7 +6552,9 @@
             <w:tcW w:type="dxa" w:w="2767"/>
           </w:tcPr>
           <w:p>
-            <w:r/>
+            <w:r>
+              <w:t>原材料质量稳定、换线快速</w:t>
+            </w:r>
             <w:r>
               <w:rPr>
                 <w:rFonts w:ascii="SimSun" w:hAnsi="SimSun"/>
@@ -6560,7 +6562,6 @@
                 <w:i w:val="0"/>
                 <w:sz w:val="20"/>
               </w:rPr>
-              <w:t>线材质量稳定、换线快速</w:t>
             </w:r>
           </w:p>
         </w:tc>
@@ -6578,6 +6579,117 @@
                 <w:sz w:val="20"/>
               </w:rPr>
               <w:t>标准作业、SMED</w:t>
+            </w:r>
+          </w:p>
+        </w:tc>
+      </w:tr>
+      <w:tr>
+        <w:tc>
+          <w:tcPr>
+            <w:tcW w:type="dxa" w:w="2767"/>
+            <w:shd w:fill="EDF2F9" w:val="clear"/>
+          </w:tcPr>
+          <w:p>
+            <w:r>
+              <w:t>机加工</w:t>
+            </w:r>
+            <w:r>
+              <w:rPr>
+                <w:rFonts w:ascii="SimSun" w:hAnsi="SimSun"/>
+                <w:b w:val="0"/>
+                <w:i w:val="0"/>
+                <w:sz w:val="20"/>
+              </w:rPr>
+            </w:r>
+          </w:p>
+        </w:tc>
+        <w:tc>
+          <w:tcPr>
+            <w:tcW w:type="dxa" w:w="2767"/>
+            <w:shd w:fill="EDF2F9" w:val="clear"/>
+          </w:tcPr>
+          <w:p>
+            <w:r/>
+            <w:r>
+              <w:rPr>
+                <w:rFonts w:ascii="SimSun" w:hAnsi="SimSun"/>
+                <w:b w:val="0"/>
+                <w:i w:val="0"/>
+                <w:sz w:val="20"/>
+              </w:rPr>
+              <w:t>模具寿命管理、设备稳定性</w:t>
+            </w:r>
+          </w:p>
+        </w:tc>
+        <w:tc>
+          <w:tcPr>
+            <w:tcW w:type="dxa" w:w="2767"/>
+            <w:shd w:fill="EDF2F9" w:val="clear"/>
+          </w:tcPr>
+          <w:p>
+            <w:r/>
+            <w:r>
+              <w:rPr>
+                <w:rFonts w:ascii="SimSun" w:hAnsi="SimSun"/>
+                <w:b w:val="0"/>
+                <w:i w:val="0"/>
+                <w:sz w:val="20"/>
+              </w:rPr>
+              <w:t>TPM、防错、安灯</w:t>
+            </w:r>
+          </w:p>
+        </w:tc>
+      </w:tr>
+      <w:tr>
+        <w:tc>
+          <w:tcPr>
+            <w:tcW w:type="dxa" w:w="2767"/>
+          </w:tcPr>
+          <w:p>
+            <w:r>
+              <w:t>精加工</w:t>
+            </w:r>
+            <w:r>
+              <w:rPr>
+                <w:rFonts w:ascii="SimSun" w:hAnsi="SimSun"/>
+                <w:b w:val="0"/>
+                <w:i w:val="0"/>
+                <w:sz w:val="20"/>
+              </w:rPr>
+            </w:r>
+          </w:p>
+        </w:tc>
+        <w:tc>
+          <w:tcPr>
+            <w:tcW w:type="dxa" w:w="2767"/>
+          </w:tcPr>
+          <w:p>
+            <w:r/>
+            <w:r>
+              <w:rPr>
+                <w:rFonts w:ascii="SimSun" w:hAnsi="SimSun"/>
+                <w:b w:val="0"/>
+                <w:i w:val="0"/>
+                <w:sz w:val="20"/>
+              </w:rPr>
+              <w:t>尺寸质量控制、快速换型</w:t>
+            </w:r>
+          </w:p>
+        </w:tc>
+        <w:tc>
+          <w:tcPr>
+            <w:tcW w:type="dxa" w:w="2767"/>
+          </w:tcPr>
+          <w:p>
+            <w:r/>
+            <w:r>
+              <w:rPr>
+                <w:rFonts w:ascii="SimSun" w:hAnsi="SimSun"/>
+                <w:b w:val="0"/>
+                <w:i w:val="0"/>
+                <w:sz w:val="20"/>
+              </w:rPr>
+              <w:t>防错、SMED、标准作业</w:t>
             </w:r>
           </w:p>
         </w:tc>
@@ -6597,7 +6709,7 @@
                 <w:i w:val="0"/>
                 <w:sz w:val="20"/>
               </w:rPr>
-              <w:t>冷镦</w:t>
+              <w:t>热处理</w:t>
             </w:r>
           </w:p>
         </w:tc>
@@ -6615,7 +6727,7 @@
                 <w:i w:val="0"/>
                 <w:sz w:val="20"/>
               </w:rPr>
-              <w:t>模具寿命管理、设备稳定性</w:t>
+              <w:t>温度均匀性、批量管理</w:t>
             </w:r>
           </w:p>
         </w:tc>
@@ -6633,7 +6745,7 @@
                 <w:i w:val="0"/>
                 <w:sz w:val="20"/>
               </w:rPr>
-              <w:t>TPM、防错、安灯</w:t>
+              <w:t>SPC、标准作业、看板</w:t>
             </w:r>
           </w:p>
         </w:tc>
@@ -6652,7 +6764,7 @@
                 <w:i w:val="0"/>
                 <w:sz w:val="20"/>
               </w:rPr>
-              <w:t>搓丝</w:t>
+              <w:t>表面处理</w:t>
             </w:r>
           </w:p>
         </w:tc>
@@ -6669,7 +6781,7 @@
                 <w:i w:val="0"/>
                 <w:sz w:val="20"/>
               </w:rPr>
-              <w:t>螺纹质量控制、快速换型</w:t>
+              <w:t>镀层质量、环保合规</w:t>
             </w:r>
           </w:p>
         </w:tc>
@@ -6686,7 +6798,7 @@
                 <w:i w:val="0"/>
                 <w:sz w:val="20"/>
               </w:rPr>
-              <w:t>防错、SMED、标准作业</w:t>
+              <w:t>防错、标准作业</w:t>
             </w:r>
           </w:p>
         </w:tc>
@@ -6706,7 +6818,7 @@
                 <w:i w:val="0"/>
                 <w:sz w:val="20"/>
               </w:rPr>
-              <w:t>热处理</w:t>
+              <w:t>检验</w:t>
             </w:r>
           </w:p>
         </w:tc>
@@ -6724,7 +6836,7 @@
                 <w:i w:val="0"/>
                 <w:sz w:val="20"/>
               </w:rPr>
-              <w:t>温度均匀性、批量管理</w:t>
+              <w:t>检验效率和准确性</w:t>
             </w:r>
           </w:p>
         </w:tc>
@@ -6742,7 +6854,7 @@
                 <w:i w:val="0"/>
                 <w:sz w:val="20"/>
               </w:rPr>
-              <w:t>SPC、标准作业、看板</w:t>
+              <w:t>自动检测、SPC</w:t>
             </w:r>
           </w:p>
         </w:tc>
@@ -6761,7 +6873,7 @@
                 <w:i w:val="0"/>
                 <w:sz w:val="20"/>
               </w:rPr>
-              <w:t>表面处理</w:t>
+              <w:t>包装</w:t>
             </w:r>
           </w:p>
         </w:tc>
@@ -6778,7 +6890,7 @@
                 <w:i w:val="0"/>
                 <w:sz w:val="20"/>
               </w:rPr>
-              <w:t>镀层质量、环保合规</w:t>
+              <w:t>数量准确性、标签正确</w:t>
             </w:r>
           </w:p>
         </w:tc>
@@ -6800,115 +6912,6 @@
           </w:p>
         </w:tc>
       </w:tr>
-      <w:tr>
-        <w:tc>
-          <w:tcPr>
-            <w:tcW w:type="dxa" w:w="2767"/>
-            <w:shd w:fill="EDF2F9" w:val="clear"/>
-          </w:tcPr>
-          <w:p>
-            <w:r/>
-            <w:r>
-              <w:rPr>
-                <w:rFonts w:ascii="SimSun" w:hAnsi="SimSun"/>
-                <w:b w:val="0"/>
-                <w:i w:val="0"/>
-                <w:sz w:val="20"/>
-              </w:rPr>
-              <w:t>检验</w:t>
-            </w:r>
-          </w:p>
-        </w:tc>
-        <w:tc>
-          <w:tcPr>
-            <w:tcW w:type="dxa" w:w="2767"/>
-            <w:shd w:fill="EDF2F9" w:val="clear"/>
-          </w:tcPr>
-          <w:p>
-            <w:r/>
-            <w:r>
-              <w:rPr>
-                <w:rFonts w:ascii="SimSun" w:hAnsi="SimSun"/>
-                <w:b w:val="0"/>
-                <w:i w:val="0"/>
-                <w:sz w:val="20"/>
-              </w:rPr>
-              <w:t>检验效率和准确性</w:t>
-            </w:r>
-          </w:p>
-        </w:tc>
-        <w:tc>
-          <w:tcPr>
-            <w:tcW w:type="dxa" w:w="2767"/>
-            <w:shd w:fill="EDF2F9" w:val="clear"/>
-          </w:tcPr>
-          <w:p>
-            <w:r/>
-            <w:r>
-              <w:rPr>
-                <w:rFonts w:ascii="SimSun" w:hAnsi="SimSun"/>
-                <w:b w:val="0"/>
-                <w:i w:val="0"/>
-                <w:sz w:val="20"/>
-              </w:rPr>
-              <w:t>自动检测、SPC</w:t>
-            </w:r>
-          </w:p>
-        </w:tc>
-      </w:tr>
-      <w:tr>
-        <w:tc>
-          <w:tcPr>
-            <w:tcW w:type="dxa" w:w="2767"/>
-          </w:tcPr>
-          <w:p>
-            <w:r/>
-            <w:r>
-              <w:rPr>
-                <w:rFonts w:ascii="SimSun" w:hAnsi="SimSun"/>
-                <w:b w:val="0"/>
-                <w:i w:val="0"/>
-                <w:sz w:val="20"/>
-              </w:rPr>
-              <w:t>包装</w:t>
-            </w:r>
-          </w:p>
-        </w:tc>
-        <w:tc>
-          <w:tcPr>
-            <w:tcW w:type="dxa" w:w="2767"/>
-          </w:tcPr>
-          <w:p>
-            <w:r/>
-            <w:r>
-              <w:rPr>
-                <w:rFonts w:ascii="SimSun" w:hAnsi="SimSun"/>
-                <w:b w:val="0"/>
-                <w:i w:val="0"/>
-                <w:sz w:val="20"/>
-              </w:rPr>
-              <w:t>数量准确性、标签正确</w:t>
-            </w:r>
-          </w:p>
-        </w:tc>
-        <w:tc>
-          <w:tcPr>
-            <w:tcW w:type="dxa" w:w="2767"/>
-          </w:tcPr>
-          <w:p>
-            <w:r/>
-            <w:r>
-              <w:rPr>
-                <w:rFonts w:ascii="SimSun" w:hAnsi="SimSun"/>
-                <w:b w:val="0"/>
-                <w:i w:val="0"/>
-                <w:sz w:val="20"/>
-              </w:rPr>
-              <w:t>防错、标准作业</w:t>
-            </w:r>
-          </w:p>
-        </w:tc>
-      </w:tr>
     </w:tbl>
     <w:p/>
     <w:p>
@@ -6922,7 +6925,7 @@
           <w:i w:val="0"/>
           <w:sz w:val="26"/>
         </w:rPr>
-        <w:t>7.3 紧固件行业 TPS 实施路线</w:t>
+        <w:t>7.3 制造业 TPS 实施路线</w:t>
       </w:r>
     </w:p>
     <w:tbl>
@@ -7981,7 +7984,7 @@
           <w:i w:val="0"/>
           <w:sz w:val="26"/>
         </w:rPr>
-        <w:t>9.1 案例：某紧固件企业 TPS 转型</w:t>
+        <w:t>9.1 案例：某制造企业 TPS 转型</w:t>
       </w:r>
     </w:p>
     <w:p>
@@ -8018,7 +8021,7 @@
           <w:i w:val="0"/>
           <w:sz w:val="22"/>
         </w:rPr>
-        <w:t>某紧固件企业，年产量约 2 万吨，主要产品为六角螺栓和法兰螺母。面临的问题包括：库存周转率低（2.5 次/年）、准时交付率仅 85%、不良率 800 PPM。</w:t>
+        <w:t>某制造企业，年产量约 2 万吨，主要产品为工件和法兰工件。面临的问题包括：库存周转率低（2.5 次/年）、准时交付率仅 85%、不良率 800 PPM。</w:t>
       </w:r>
     </w:p>
     <w:p>
@@ -8347,7 +8350,9 @@
             <w:tcW w:type="dxa" w:w="2075"/>
           </w:tcPr>
           <w:p>
-            <w:r/>
+            <w:r>
+              <w:t>机加工防错装置、精加工在线检测</w:t>
+            </w:r>
             <w:r>
               <w:rPr>
                 <w:rFonts w:ascii="SimSun" w:hAnsi="SimSun"/>
@@ -8355,7 +8360,6 @@
                 <w:i w:val="0"/>
                 <w:sz w:val="20"/>
               </w:rPr>
-              <w:t>冷镦防错装置、搓丝在线检测</w:t>
             </w:r>
           </w:p>
         </w:tc>
